--- a/CV_Emmanuel_Zuniga.docx
+++ b/CV_Emmanuel_Zuniga.docx
@@ -123,6 +123,31 @@
         </w:rPr>
         <w:t xml:space="preserve">github.com/emzuka-cloud</w:t>
       </w:r>
+      <w:r>
+        <w:rPr>
+          <w:rFonts w:ascii="Aptos" w:hAnsi="Aptos" w:cs="Aptos" w:eastAsia="Aptos"/>
+          <w:color w:val="auto"/>
+          <w:spacing w:val="0"/>
+          <w:position w:val="0"/>
+          <w:sz w:val="24"/>
+          <w:shd w:fill="auto" w:val="clear"/>
+        </w:rPr>
+        <w:t xml:space="preserve"> | Portfolio: </w:t>
+      </w:r>
+      <w:hyperlink xmlns:r="http://schemas.openxmlformats.org/officeDocument/2006/relationships" r:id="docRId3">
+        <w:r>
+          <w:rPr>
+            <w:rFonts w:ascii="Aptos" w:hAnsi="Aptos" w:cs="Aptos" w:eastAsia="Aptos"/>
+            <w:color w:val="467886"/>
+            <w:spacing w:val="0"/>
+            <w:position w:val="0"/>
+            <w:sz w:val="24"/>
+            <w:u w:val="single"/>
+            <w:shd w:fill="auto" w:val="clear"/>
+          </w:rPr>
+          <w:t xml:space="preserve">emzuka-cloud.github.io/emzuka-cloud.github.io-</w:t>
+        </w:r>
+      </w:hyperlink>
     </w:p>
     <w:p>
       <w:pPr>
